--- a/docs/submission/ResumeMatch_IEEE_Paper.docx
+++ b/docs/submission/ResumeMatch_IEEE_Paper.docx
@@ -13,7 +13,7 @@
           <w:sz w:val="48"/>
           <w:szCs w:val="48"/>
         </w:rPr>
-        <w:t xml:space="preserve">Beyond Keyword Matching: A Three-Layer, Evidence-Weighted ATS Scorer for Job Seekers with a Reproducible Audit</w:t>
+        <w:t xml:space="preserve">ResumeMatch: A Three-Layer, Evidence-Weighted ATS Scorer</w:t>
       </w:r>
     </w:p>
     <w:p>
